--- a/docs/LEGAL_REVIEW_CHECKLIST.docx
+++ b/docs/LEGAL_REVIEW_CHECKLIST.docx
@@ -1489,7 +1489,7 @@
                 <w:sz w:val="17"/>
                 <w:szCs w:val="17"/>
               </w:rPr>
-              <w:t xml:space="preserve">Approve the mirroring approach and the joint trust language. NOTE: this tier is not currently on sale — see F6.</w:t>
+              <w:t xml:space="preserve">Approve the mirroring approach and the joint trust language. NOTE: this tier is now ON SALE — the two-account household model shipped (Aug 2026), so each spouse holds their own login and document set. See F6.</w:t>
             </w:r>
           </w:p>
         </w:tc>
@@ -7065,23 +7065,23 @@
                 <w:sz w:val="17"/>
                 <w:szCs w:val="17"/>
               </w:rPr>
-              <w:t xml:space="preserve">Couples: one account holds both spouses’ documents</w:t>
-            </w:r>
-          </w:p>
-          <w:p>
-            <w:pPr>
-              <w:spacing w:after="0" w:line="250"/>
-            </w:pPr>
-            <w:r>
-              <w:rPr>
-                <w:rFonts w:ascii="Calibri" w:cs="Calibri" w:eastAsia="Calibri" w:hAnsi="Calibri"/>
-                <w:b w:val="false"/>
-                <w:bCs w:val="false"/>
-                <w:color w:val="1A2230"/>
-                <w:sz w:val="17"/>
-                <w:szCs w:val="17"/>
-              </w:rPr>
-              <w:t xml:space="preserve">The tier is CLOSED for this reason. Generation produces both spouses’ full sets, but they land in one account and the second spouse gets no login. If the account holder dies, the survivor cannot reach the will that names them.</w:t>
+              <w:t xml:space="preserve">Couples: two accounts, one shared household</w:t>
+            </w:r>
+          </w:p>
+          <w:p>
+            <w:pPr>
+              <w:spacing w:after="0" w:line="250"/>
+            </w:pPr>
+            <w:r>
+              <w:rPr>
+                <w:rFonts w:ascii="Calibri" w:cs="Calibri" w:eastAsia="Calibri" w:hAnsi="Calibri"/>
+                <w:b w:val="false"/>
+                <w:bCs w:val="false"/>
+                <w:color w:val="1A2230"/>
+                <w:sz w:val="17"/>
+                <w:szCs w:val="17"/>
+              </w:rPr>
+              <w:t xml:space="preserve">The tier is now OPEN. The two-account household model shipped (migrations 15–16; docs/HOUSEHOLD_WORK_ORDER.md): each spouse creates their own login and owns their own document set, and the joint trust is shared across the household — so if the account holder dies, the survivor can still reach the will that names them. That was the exact gap that had kept the tier closed.</w:t>
             </w:r>
           </w:p>
         </w:tc>
@@ -7137,7 +7137,7 @@
                 <w:sz w:val="17"/>
                 <w:szCs w:val="17"/>
               </w:rPr>
-              <w:t xml:space="preserve">Advise on the risk of having sold this during testing, if any sales occurred, and on what the household model must guarantee before the tier reopens.</w:t>
+              <w:t xml:space="preserve">The tier has reopened on the two-account household model. Approve the joint-trust sharing and the mirroring approach (see A10), confirm the model adequately guarantees each spouse’s independent, permanent access to their own documents, and advise on the risk of any single-account couples sale taken during the earlier phase (see G5).</w:t>
             </w:r>
           </w:p>
         </w:tc>
@@ -8172,7 +8172,7 @@
                 <w:sz w:val="17"/>
                 <w:szCs w:val="17"/>
               </w:rPr>
-              <w:t xml:space="preserve">Couples pricing was live earlier in testing. If any couples purchase was taken, both spouses’ documents sit in one account.</w:t>
+              <w:t xml:space="preserve">During an earlier single-account phase of testing, couples pricing was briefly live. If any couples purchase was taken then, both spouses’ documents sat in one account. The tier has since reopened on the two-account household model, which does not have this problem.</w:t>
             </w:r>
           </w:p>
         </w:tc>
@@ -8226,7 +8226,7 @@
                 <w:sz w:val="17"/>
                 <w:szCs w:val="17"/>
               </w:rPr>
-              <w:t xml:space="preserve">Advise on remediation if any such sale exists.</w:t>
+              <w:t xml:space="preserve">Advise on remediation if any such single-account sale exists.</w:t>
             </w:r>
           </w:p>
         </w:tc>

--- a/docs/LEGAL_REVIEW_CHECKLIST.docx
+++ b/docs/LEGAL_REVIEW_CHECKLIST.docx
@@ -368,17 +368,20 @@
             <w:pPr>
               <w:spacing w:after="0" w:line="250"/>
             </w:pPr>
-            <w:r>
-              <w:rPr>
-                <w:rFonts w:ascii="Calibri" w:cs="Calibri" w:eastAsia="Calibri" w:hAnsi="Calibri"/>
-                <w:b w:val="false"/>
-                <w:bCs w:val="false"/>
-                <w:color w:val="5A6472"/>
-                <w:sz w:val="15"/>
-                <w:szCs w:val="15"/>
-              </w:rPr>
-              <w:t xml:space="preserve">src/lib/documents/will.ts</w:t>
-            </w:r>
+            <w:hyperlink r:id="rHl1">
+              <w:r>
+                <w:rPr>
+                  <w:rFonts w:ascii="Calibri" w:cs="Calibri" w:eastAsia="Calibri" w:hAnsi="Calibri"/>
+                  <w:b w:val="false"/>
+                  <w:bCs w:val="false"/>
+                  <w:color w:val="0563C1"/>
+                  <w:u w:val="single"/>
+                  <w:sz w:val="15"/>
+                  <w:szCs w:val="15"/>
+                </w:rPr>
+                <w:t xml:space="preserve">src/lib/documents/will.ts</w:t>
+              </w:r>
+            </w:hyperlink>
           </w:p>
         </w:tc>
         <w:tc>
@@ -484,17 +487,20 @@
             <w:pPr>
               <w:spacing w:after="0" w:line="250"/>
             </w:pPr>
-            <w:r>
-              <w:rPr>
-                <w:rFonts w:ascii="Calibri" w:cs="Calibri" w:eastAsia="Calibri" w:hAnsi="Calibri"/>
-                <w:b w:val="false"/>
-                <w:bCs w:val="false"/>
-                <w:color w:val="5A6472"/>
-                <w:sz w:val="15"/>
-                <w:szCs w:val="15"/>
-              </w:rPr>
-              <w:t xml:space="preserve">src/lib/documents/trust.ts</w:t>
-            </w:r>
+            <w:hyperlink r:id="rHl2">
+              <w:r>
+                <w:rPr>
+                  <w:rFonts w:ascii="Calibri" w:cs="Calibri" w:eastAsia="Calibri" w:hAnsi="Calibri"/>
+                  <w:b w:val="false"/>
+                  <w:bCs w:val="false"/>
+                  <w:color w:val="0563C1"/>
+                  <w:u w:val="single"/>
+                  <w:sz w:val="15"/>
+                  <w:szCs w:val="15"/>
+                </w:rPr>
+                <w:t xml:space="preserve">src/lib/documents/trust.ts</w:t>
+              </w:r>
+            </w:hyperlink>
           </w:p>
         </w:tc>
         <w:tc>
@@ -598,17 +604,20 @@
             <w:pPr>
               <w:spacing w:after="0" w:line="250"/>
             </w:pPr>
-            <w:r>
-              <w:rPr>
-                <w:rFonts w:ascii="Calibri" w:cs="Calibri" w:eastAsia="Calibri" w:hAnsi="Calibri"/>
-                <w:b w:val="false"/>
-                <w:bCs w:val="false"/>
-                <w:color w:val="5A6472"/>
-                <w:sz w:val="15"/>
-                <w:szCs w:val="15"/>
-              </w:rPr>
-              <w:t xml:space="preserve">src/lib/documents/trust.ts</w:t>
-            </w:r>
+            <w:hyperlink r:id="rHl2">
+              <w:r>
+                <w:rPr>
+                  <w:rFonts w:ascii="Calibri" w:cs="Calibri" w:eastAsia="Calibri" w:hAnsi="Calibri"/>
+                  <w:b w:val="false"/>
+                  <w:bCs w:val="false"/>
+                  <w:color w:val="0563C1"/>
+                  <w:u w:val="single"/>
+                  <w:sz w:val="15"/>
+                  <w:szCs w:val="15"/>
+                </w:rPr>
+                <w:t xml:space="preserve">src/lib/documents/trust.ts</w:t>
+              </w:r>
+            </w:hyperlink>
           </w:p>
         </w:tc>
         <w:tc>
@@ -714,17 +723,20 @@
             <w:pPr>
               <w:spacing w:after="0" w:line="250"/>
             </w:pPr>
-            <w:r>
-              <w:rPr>
-                <w:rFonts w:ascii="Calibri" w:cs="Calibri" w:eastAsia="Calibri" w:hAnsi="Calibri"/>
-                <w:b w:val="false"/>
-                <w:bCs w:val="false"/>
-                <w:color w:val="5A6472"/>
-                <w:sz w:val="15"/>
-                <w:szCs w:val="15"/>
-              </w:rPr>
-              <w:t xml:space="preserve">src/lib/documents/ancillary.ts</w:t>
-            </w:r>
+            <w:hyperlink r:id="rHl3">
+              <w:r>
+                <w:rPr>
+                  <w:rFonts w:ascii="Calibri" w:cs="Calibri" w:eastAsia="Calibri" w:hAnsi="Calibri"/>
+                  <w:b w:val="false"/>
+                  <w:bCs w:val="false"/>
+                  <w:color w:val="0563C1"/>
+                  <w:u w:val="single"/>
+                  <w:sz w:val="15"/>
+                  <w:szCs w:val="15"/>
+                </w:rPr>
+                <w:t xml:space="preserve">src/lib/documents/ancillary.ts</w:t>
+              </w:r>
+            </w:hyperlink>
           </w:p>
         </w:tc>
         <w:tc>
@@ -828,17 +840,20 @@
             <w:pPr>
               <w:spacing w:after="0" w:line="250"/>
             </w:pPr>
-            <w:r>
-              <w:rPr>
-                <w:rFonts w:ascii="Calibri" w:cs="Calibri" w:eastAsia="Calibri" w:hAnsi="Calibri"/>
-                <w:b w:val="false"/>
-                <w:bCs w:val="false"/>
-                <w:color w:val="5A6472"/>
-                <w:sz w:val="15"/>
-                <w:szCs w:val="15"/>
-              </w:rPr>
-              <w:t xml:space="preserve">src/lib/documents/ancillary.ts</w:t>
-            </w:r>
+            <w:hyperlink r:id="rHl3">
+              <w:r>
+                <w:rPr>
+                  <w:rFonts w:ascii="Calibri" w:cs="Calibri" w:eastAsia="Calibri" w:hAnsi="Calibri"/>
+                  <w:b w:val="false"/>
+                  <w:bCs w:val="false"/>
+                  <w:color w:val="0563C1"/>
+                  <w:u w:val="single"/>
+                  <w:sz w:val="15"/>
+                  <w:szCs w:val="15"/>
+                </w:rPr>
+                <w:t xml:space="preserve">src/lib/documents/ancillary.ts</w:t>
+              </w:r>
+            </w:hyperlink>
           </w:p>
         </w:tc>
         <w:tc>
@@ -944,17 +959,20 @@
             <w:pPr>
               <w:spacing w:after="0" w:line="250"/>
             </w:pPr>
-            <w:r>
-              <w:rPr>
-                <w:rFonts w:ascii="Calibri" w:cs="Calibri" w:eastAsia="Calibri" w:hAnsi="Calibri"/>
-                <w:b w:val="false"/>
-                <w:bCs w:val="false"/>
-                <w:color w:val="5A6472"/>
-                <w:sz w:val="15"/>
-                <w:szCs w:val="15"/>
-              </w:rPr>
-              <w:t xml:space="preserve">src/lib/documents/ancillary.ts</w:t>
-            </w:r>
+            <w:hyperlink r:id="rHl3">
+              <w:r>
+                <w:rPr>
+                  <w:rFonts w:ascii="Calibri" w:cs="Calibri" w:eastAsia="Calibri" w:hAnsi="Calibri"/>
+                  <w:b w:val="false"/>
+                  <w:bCs w:val="false"/>
+                  <w:color w:val="0563C1"/>
+                  <w:u w:val="single"/>
+                  <w:sz w:val="15"/>
+                  <w:szCs w:val="15"/>
+                </w:rPr>
+                <w:t xml:space="preserve">src/lib/documents/ancillary.ts</w:t>
+              </w:r>
+            </w:hyperlink>
           </w:p>
         </w:tc>
         <w:tc>
@@ -1190,17 +1208,20 @@
             <w:pPr>
               <w:spacing w:after="0" w:line="250"/>
             </w:pPr>
-            <w:r>
-              <w:rPr>
-                <w:rFonts w:ascii="Calibri" w:cs="Calibri" w:eastAsia="Calibri" w:hAnsi="Calibri"/>
-                <w:b w:val="false"/>
-                <w:bCs w:val="false"/>
-                <w:color w:val="5A6472"/>
-                <w:sz w:val="15"/>
-                <w:szCs w:val="15"/>
-              </w:rPr>
-              <w:t xml:space="preserve">src/lib/documents/ancillary.ts</w:t>
-            </w:r>
+            <w:hyperlink r:id="rHl3">
+              <w:r>
+                <w:rPr>
+                  <w:rFonts w:ascii="Calibri" w:cs="Calibri" w:eastAsia="Calibri" w:hAnsi="Calibri"/>
+                  <w:b w:val="false"/>
+                  <w:bCs w:val="false"/>
+                  <w:color w:val="0563C1"/>
+                  <w:u w:val="single"/>
+                  <w:sz w:val="15"/>
+                  <w:szCs w:val="15"/>
+                </w:rPr>
+                <w:t xml:space="preserve">src/lib/documents/ancillary.ts</w:t>
+              </w:r>
+            </w:hyperlink>
           </w:p>
         </w:tc>
         <w:tc>
@@ -1320,17 +1341,20 @@
             <w:pPr>
               <w:spacing w:after="0" w:line="250"/>
             </w:pPr>
-            <w:r>
-              <w:rPr>
-                <w:rFonts w:ascii="Calibri" w:cs="Calibri" w:eastAsia="Calibri" w:hAnsi="Calibri"/>
-                <w:b w:val="false"/>
-                <w:bCs w:val="false"/>
-                <w:color w:val="5A6472"/>
-                <w:sz w:val="15"/>
-                <w:szCs w:val="15"/>
-              </w:rPr>
-              <w:t xml:space="preserve">src/lib/documents/will.ts</w:t>
-            </w:r>
+            <w:hyperlink r:id="rHl1">
+              <w:r>
+                <w:rPr>
+                  <w:rFonts w:ascii="Calibri" w:cs="Calibri" w:eastAsia="Calibri" w:hAnsi="Calibri"/>
+                  <w:b w:val="false"/>
+                  <w:bCs w:val="false"/>
+                  <w:color w:val="0563C1"/>
+                  <w:u w:val="single"/>
+                  <w:sz w:val="15"/>
+                  <w:szCs w:val="15"/>
+                </w:rPr>
+                <w:t xml:space="preserve">src/lib/documents/will.ts</w:t>
+              </w:r>
+            </w:hyperlink>
           </w:p>
         </w:tc>
         <w:tc>
@@ -1452,17 +1476,20 @@
             <w:pPr>
               <w:spacing w:after="0" w:line="250"/>
             </w:pPr>
-            <w:r>
-              <w:rPr>
-                <w:rFonts w:ascii="Calibri" w:cs="Calibri" w:eastAsia="Calibri" w:hAnsi="Calibri"/>
-                <w:b w:val="false"/>
-                <w:bCs w:val="false"/>
-                <w:color w:val="5A6472"/>
-                <w:sz w:val="15"/>
-                <w:szCs w:val="15"/>
-              </w:rPr>
-              <w:t xml:space="preserve">src/lib/documents/couples.ts</w:t>
-            </w:r>
+            <w:hyperlink r:id="rHl4">
+              <w:r>
+                <w:rPr>
+                  <w:rFonts w:ascii="Calibri" w:cs="Calibri" w:eastAsia="Calibri" w:hAnsi="Calibri"/>
+                  <w:b w:val="false"/>
+                  <w:bCs w:val="false"/>
+                  <w:color w:val="0563C1"/>
+                  <w:u w:val="single"/>
+                  <w:sz w:val="15"/>
+                  <w:szCs w:val="15"/>
+                </w:rPr>
+                <w:t xml:space="preserve">src/lib/documents/couples.ts</w:t>
+              </w:r>
+            </w:hyperlink>
           </w:p>
         </w:tc>
         <w:tc>
@@ -1582,17 +1609,20 @@
             <w:pPr>
               <w:spacing w:after="0" w:line="250"/>
             </w:pPr>
-            <w:r>
-              <w:rPr>
-                <w:rFonts w:ascii="Calibri" w:cs="Calibri" w:eastAsia="Calibri" w:hAnsi="Calibri"/>
-                <w:b w:val="false"/>
-                <w:bCs w:val="false"/>
-                <w:color w:val="5A6472"/>
-                <w:sz w:val="15"/>
-                <w:szCs w:val="15"/>
-              </w:rPr>
-              <w:t xml:space="preserve">src/lib/documents/docx.ts</w:t>
-            </w:r>
+            <w:hyperlink r:id="rHl5">
+              <w:r>
+                <w:rPr>
+                  <w:rFonts w:ascii="Calibri" w:cs="Calibri" w:eastAsia="Calibri" w:hAnsi="Calibri"/>
+                  <w:b w:val="false"/>
+                  <w:bCs w:val="false"/>
+                  <w:color w:val="0563C1"/>
+                  <w:u w:val="single"/>
+                  <w:sz w:val="15"/>
+                  <w:szCs w:val="15"/>
+                </w:rPr>
+                <w:t xml:space="preserve">src/lib/documents/docx.ts</w:t>
+              </w:r>
+            </w:hyperlink>
           </w:p>
         </w:tc>
         <w:tc>
@@ -1714,17 +1744,20 @@
             <w:pPr>
               <w:spacing w:after="0" w:line="250"/>
             </w:pPr>
-            <w:r>
-              <w:rPr>
-                <w:rFonts w:ascii="Calibri" w:cs="Calibri" w:eastAsia="Calibri" w:hAnsi="Calibri"/>
-                <w:b w:val="false"/>
-                <w:bCs w:val="false"/>
-                <w:color w:val="5A6472"/>
-                <w:sz w:val="15"/>
-                <w:szCs w:val="15"/>
-              </w:rPr>
-              <w:t xml:space="preserve">src/lib/documents/execution-instructions.ts</w:t>
-            </w:r>
+            <w:hyperlink r:id="rHl6">
+              <w:r>
+                <w:rPr>
+                  <w:rFonts w:ascii="Calibri" w:cs="Calibri" w:eastAsia="Calibri" w:hAnsi="Calibri"/>
+                  <w:b w:val="false"/>
+                  <w:bCs w:val="false"/>
+                  <w:color w:val="0563C1"/>
+                  <w:u w:val="single"/>
+                  <w:sz w:val="15"/>
+                  <w:szCs w:val="15"/>
+                </w:rPr>
+                <w:t xml:space="preserve">src/lib/documents/execution-instructions.ts</w:t>
+              </w:r>
+            </w:hyperlink>
           </w:p>
         </w:tc>
         <w:tc>
@@ -2058,6 +2091,20 @@
             <w:pPr>
               <w:spacing w:after="0" w:line="250"/>
             </w:pPr>
+            <w:hyperlink r:id="rHl16">
+              <w:r>
+                <w:rPr>
+                  <w:rFonts w:ascii="Calibri" w:cs="Calibri" w:eastAsia="Calibri" w:hAnsi="Calibri"/>
+                  <w:b w:val="false"/>
+                  <w:bCs w:val="false"/>
+                  <w:color w:val="0563C1"/>
+                  <w:u w:val="single"/>
+                  <w:sz w:val="15"/>
+                  <w:szCs w:val="15"/>
+                </w:rPr>
+                <w:t xml:space="preserve">supabase/seed.sql</w:t>
+              </w:r>
+            </w:hyperlink>
             <w:r>
               <w:rPr>
                 <w:rFonts w:ascii="Calibri" w:cs="Calibri" w:eastAsia="Calibri" w:hAnsi="Calibri"/>
@@ -2067,8 +2114,22 @@
                 <w:sz w:val="15"/>
                 <w:szCs w:val="15"/>
               </w:rPr>
-              <w:t xml:space="preserve">supabase/seed.sql; migration 20260712000011_state_qa.sql</w:t>
-            </w:r>
+              <w:t xml:space="preserve">; migration </w:t>
+            </w:r>
+            <w:hyperlink r:id="rHl23">
+              <w:r>
+                <w:rPr>
+                  <w:rFonts w:ascii="Calibri" w:cs="Calibri" w:eastAsia="Calibri" w:hAnsi="Calibri"/>
+                  <w:b w:val="false"/>
+                  <w:bCs w:val="false"/>
+                  <w:color w:val="0563C1"/>
+                  <w:u w:val="single"/>
+                  <w:sz w:val="15"/>
+                  <w:szCs w:val="15"/>
+                </w:rPr>
+                <w:t xml:space="preserve">20260712000011_state_qa.sql</w:t>
+              </w:r>
+            </w:hyperlink>
           </w:p>
         </w:tc>
         <w:tc>
@@ -2190,17 +2251,20 @@
             <w:pPr>
               <w:spacing w:after="0" w:line="250"/>
             </w:pPr>
-            <w:r>
-              <w:rPr>
-                <w:rFonts w:ascii="Calibri" w:cs="Calibri" w:eastAsia="Calibri" w:hAnsi="Calibri"/>
-                <w:b w:val="false"/>
-                <w:bCs w:val="false"/>
-                <w:color w:val="5A6472"/>
-                <w:sz w:val="15"/>
-                <w:szCs w:val="15"/>
-              </w:rPr>
-              <w:t xml:space="preserve">docs/STATE_RULES_QA.md</w:t>
-            </w:r>
+            <w:hyperlink r:id="rHl7">
+              <w:r>
+                <w:rPr>
+                  <w:rFonts w:ascii="Calibri" w:cs="Calibri" w:eastAsia="Calibri" w:hAnsi="Calibri"/>
+                  <w:b w:val="false"/>
+                  <w:bCs w:val="false"/>
+                  <w:color w:val="0563C1"/>
+                  <w:u w:val="single"/>
+                  <w:sz w:val="15"/>
+                  <w:szCs w:val="15"/>
+                </w:rPr>
+                <w:t xml:space="preserve">docs/STATE_RULES_QA.md</w:t>
+              </w:r>
+            </w:hyperlink>
           </w:p>
         </w:tc>
         <w:tc>
@@ -2452,17 +2516,20 @@
             <w:pPr>
               <w:spacing w:after="0" w:line="250"/>
             </w:pPr>
-            <w:r>
-              <w:rPr>
-                <w:rFonts w:ascii="Calibri" w:cs="Calibri" w:eastAsia="Calibri" w:hAnsi="Calibri"/>
-                <w:b w:val="false"/>
-                <w:bCs w:val="false"/>
-                <w:color w:val="5A6472"/>
-                <w:sz w:val="15"/>
-                <w:szCs w:val="15"/>
-              </w:rPr>
-              <w:t xml:space="preserve">supabase/seed.sql</w:t>
-            </w:r>
+            <w:hyperlink r:id="rHl16">
+              <w:r>
+                <w:rPr>
+                  <w:rFonts w:ascii="Calibri" w:cs="Calibri" w:eastAsia="Calibri" w:hAnsi="Calibri"/>
+                  <w:b w:val="false"/>
+                  <w:bCs w:val="false"/>
+                  <w:color w:val="0563C1"/>
+                  <w:u w:val="single"/>
+                  <w:sz w:val="15"/>
+                  <w:szCs w:val="15"/>
+                </w:rPr>
+                <w:t xml:space="preserve">supabase/seed.sql</w:t>
+              </w:r>
+            </w:hyperlink>
           </w:p>
         </w:tc>
         <w:tc>
@@ -2582,17 +2649,20 @@
             <w:pPr>
               <w:spacing w:after="0" w:line="250"/>
             </w:pPr>
-            <w:r>
-              <w:rPr>
-                <w:rFonts w:ascii="Calibri" w:cs="Calibri" w:eastAsia="Calibri" w:hAnsi="Calibri"/>
-                <w:b w:val="false"/>
-                <w:bCs w:val="false"/>
-                <w:color w:val="5A6472"/>
-                <w:sz w:val="15"/>
-                <w:szCs w:val="15"/>
-              </w:rPr>
-              <w:t xml:space="preserve">supabase/seed.sql</w:t>
-            </w:r>
+            <w:hyperlink r:id="rHl16">
+              <w:r>
+                <w:rPr>
+                  <w:rFonts w:ascii="Calibri" w:cs="Calibri" w:eastAsia="Calibri" w:hAnsi="Calibri"/>
+                  <w:b w:val="false"/>
+                  <w:bCs w:val="false"/>
+                  <w:color w:val="0563C1"/>
+                  <w:u w:val="single"/>
+                  <w:sz w:val="15"/>
+                  <w:szCs w:val="15"/>
+                </w:rPr>
+                <w:t xml:space="preserve">supabase/seed.sql</w:t>
+              </w:r>
+            </w:hyperlink>
           </w:p>
         </w:tc>
         <w:tc>
@@ -3290,17 +3360,20 @@
             <w:pPr>
               <w:spacing w:after="0" w:line="250"/>
             </w:pPr>
-            <w:r>
-              <w:rPr>
-                <w:rFonts w:ascii="Calibri" w:cs="Calibri" w:eastAsia="Calibri" w:hAnsi="Calibri"/>
-                <w:b w:val="false"/>
-                <w:bCs w:val="false"/>
-                <w:color w:val="5A6472"/>
-                <w:sz w:val="15"/>
-                <w:szCs w:val="15"/>
-              </w:rPr>
-              <w:t xml:space="preserve">src/components/interview</w:t>
-            </w:r>
+            <w:hyperlink r:id="rHl17">
+              <w:r>
+                <w:rPr>
+                  <w:rFonts w:ascii="Calibri" w:cs="Calibri" w:eastAsia="Calibri" w:hAnsi="Calibri"/>
+                  <w:b w:val="false"/>
+                  <w:bCs w:val="false"/>
+                  <w:color w:val="0563C1"/>
+                  <w:u w:val="single"/>
+                  <w:sz w:val="15"/>
+                  <w:szCs w:val="15"/>
+                </w:rPr>
+                <w:t xml:space="preserve">src/components/interview</w:t>
+              </w:r>
+            </w:hyperlink>
           </w:p>
         </w:tc>
         <w:tc>
@@ -3552,17 +3625,20 @@
             <w:pPr>
               <w:spacing w:after="0" w:line="250"/>
             </w:pPr>
-            <w:r>
-              <w:rPr>
-                <w:rFonts w:ascii="Calibri" w:cs="Calibri" w:eastAsia="Calibri" w:hAnsi="Calibri"/>
-                <w:b w:val="false"/>
-                <w:bCs w:val="false"/>
-                <w:color w:val="5A6472"/>
-                <w:sz w:val="15"/>
-                <w:szCs w:val="15"/>
-              </w:rPr>
-              <w:t xml:space="preserve">src/lib/attorney-referrals.ts</w:t>
-            </w:r>
+            <w:hyperlink r:id="rHl8">
+              <w:r>
+                <w:rPr>
+                  <w:rFonts w:ascii="Calibri" w:cs="Calibri" w:eastAsia="Calibri" w:hAnsi="Calibri"/>
+                  <w:b w:val="false"/>
+                  <w:bCs w:val="false"/>
+                  <w:color w:val="0563C1"/>
+                  <w:u w:val="single"/>
+                  <w:sz w:val="15"/>
+                  <w:szCs w:val="15"/>
+                </w:rPr>
+                <w:t xml:space="preserve">src/lib/attorney-referrals.ts</w:t>
+              </w:r>
+            </w:hyperlink>
           </w:p>
         </w:tc>
         <w:tc>
@@ -3814,6 +3890,20 @@
             <w:pPr>
               <w:spacing w:after="0" w:line="250"/>
             </w:pPr>
+            <w:hyperlink r:id="rHl22">
+              <w:r>
+                <w:rPr>
+                  <w:rFonts w:ascii="Calibri" w:cs="Calibri" w:eastAsia="Calibri" w:hAnsi="Calibri"/>
+                  <w:b w:val="false"/>
+                  <w:bCs w:val="false"/>
+                  <w:color w:val="0563C1"/>
+                  <w:u w:val="single"/>
+                  <w:sz w:val="15"/>
+                  <w:szCs w:val="15"/>
+                </w:rPr>
+                <w:t xml:space="preserve">docs/MARKETING_GUIDE.md</w:t>
+              </w:r>
+            </w:hyperlink>
             <w:r>
               <w:rPr>
                 <w:rFonts w:ascii="Calibri" w:cs="Calibri" w:eastAsia="Calibri" w:hAnsi="Calibri"/>
@@ -3823,7 +3913,7 @@
                 <w:sz w:val="15"/>
                 <w:szCs w:val="15"/>
               </w:rPr>
-              <w:t xml:space="preserve">docs/MARKETING_GUIDE.md; marketing pages</w:t>
+              <w:t xml:space="preserve">; marketing pages</w:t>
             </w:r>
           </w:p>
         </w:tc>
@@ -4247,17 +4337,20 @@
             <w:pPr>
               <w:spacing w:after="0" w:line="250"/>
             </w:pPr>
-            <w:r>
-              <w:rPr>
-                <w:rFonts w:ascii="Calibri" w:cs="Calibri" w:eastAsia="Calibri" w:hAnsi="Calibri"/>
-                <w:b w:val="false"/>
-                <w:bCs w:val="false"/>
-                <w:color w:val="5A6472"/>
-                <w:sz w:val="15"/>
-                <w:szCs w:val="15"/>
-              </w:rPr>
-              <w:t xml:space="preserve">src/lib/legal.ts</w:t>
-            </w:r>
+            <w:hyperlink r:id="rHl9">
+              <w:r>
+                <w:rPr>
+                  <w:rFonts w:ascii="Calibri" w:cs="Calibri" w:eastAsia="Calibri" w:hAnsi="Calibri"/>
+                  <w:b w:val="false"/>
+                  <w:bCs w:val="false"/>
+                  <w:color w:val="0563C1"/>
+                  <w:u w:val="single"/>
+                  <w:sz w:val="15"/>
+                  <w:szCs w:val="15"/>
+                </w:rPr>
+                <w:t xml:space="preserve">src/lib/legal.ts</w:t>
+              </w:r>
+            </w:hyperlink>
           </w:p>
         </w:tc>
         <w:tc>
@@ -4379,17 +4472,20 @@
             <w:pPr>
               <w:spacing w:after="0" w:line="250"/>
             </w:pPr>
-            <w:r>
-              <w:rPr>
-                <w:rFonts w:ascii="Calibri" w:cs="Calibri" w:eastAsia="Calibri" w:hAnsi="Calibri"/>
-                <w:b w:val="false"/>
-                <w:bCs w:val="false"/>
-                <w:color w:val="5A6472"/>
-                <w:sz w:val="15"/>
-                <w:szCs w:val="15"/>
-              </w:rPr>
-              <w:t xml:space="preserve">src/lib/legal.ts</w:t>
-            </w:r>
+            <w:hyperlink r:id="rHl9">
+              <w:r>
+                <w:rPr>
+                  <w:rFonts w:ascii="Calibri" w:cs="Calibri" w:eastAsia="Calibri" w:hAnsi="Calibri"/>
+                  <w:b w:val="false"/>
+                  <w:bCs w:val="false"/>
+                  <w:color w:val="0563C1"/>
+                  <w:u w:val="single"/>
+                  <w:sz w:val="15"/>
+                  <w:szCs w:val="15"/>
+                </w:rPr>
+                <w:t xml:space="preserve">src/lib/legal.ts</w:t>
+              </w:r>
+            </w:hyperlink>
           </w:p>
         </w:tc>
         <w:tc>
@@ -4509,17 +4605,20 @@
             <w:pPr>
               <w:spacing w:after="0" w:line="250"/>
             </w:pPr>
-            <w:r>
-              <w:rPr>
-                <w:rFonts w:ascii="Calibri" w:cs="Calibri" w:eastAsia="Calibri" w:hAnsi="Calibri"/>
-                <w:b w:val="false"/>
-                <w:bCs w:val="false"/>
-                <w:color w:val="5A6472"/>
-                <w:sz w:val="15"/>
-                <w:szCs w:val="15"/>
-              </w:rPr>
-              <w:t xml:space="preserve">src/app/(marketing)/terms</w:t>
-            </w:r>
+            <w:hyperlink r:id="rHl18">
+              <w:r>
+                <w:rPr>
+                  <w:rFonts w:ascii="Calibri" w:cs="Calibri" w:eastAsia="Calibri" w:hAnsi="Calibri"/>
+                  <w:b w:val="false"/>
+                  <w:bCs w:val="false"/>
+                  <w:color w:val="0563C1"/>
+                  <w:u w:val="single"/>
+                  <w:sz w:val="15"/>
+                  <w:szCs w:val="15"/>
+                </w:rPr>
+                <w:t xml:space="preserve">src/app/(marketing)/terms</w:t>
+              </w:r>
+            </w:hyperlink>
           </w:p>
         </w:tc>
         <w:tc>
@@ -4641,17 +4740,20 @@
             <w:pPr>
               <w:spacing w:after="0" w:line="250"/>
             </w:pPr>
-            <w:r>
-              <w:rPr>
-                <w:rFonts w:ascii="Calibri" w:cs="Calibri" w:eastAsia="Calibri" w:hAnsi="Calibri"/>
-                <w:b w:val="false"/>
-                <w:bCs w:val="false"/>
-                <w:color w:val="5A6472"/>
-                <w:sz w:val="15"/>
-                <w:szCs w:val="15"/>
-              </w:rPr>
-              <w:t xml:space="preserve">src/app/(marketing)/privacy</w:t>
-            </w:r>
+            <w:hyperlink r:id="rHl19">
+              <w:r>
+                <w:rPr>
+                  <w:rFonts w:ascii="Calibri" w:cs="Calibri" w:eastAsia="Calibri" w:hAnsi="Calibri"/>
+                  <w:b w:val="false"/>
+                  <w:bCs w:val="false"/>
+                  <w:color w:val="0563C1"/>
+                  <w:u w:val="single"/>
+                  <w:sz w:val="15"/>
+                  <w:szCs w:val="15"/>
+                </w:rPr>
+                <w:t xml:space="preserve">src/app/(marketing)/privacy</w:t>
+              </w:r>
+            </w:hyperlink>
           </w:p>
         </w:tc>
         <w:tc>
@@ -4903,17 +5005,20 @@
             <w:pPr>
               <w:spacing w:after="0" w:line="250"/>
             </w:pPr>
-            <w:r>
-              <w:rPr>
-                <w:rFonts w:ascii="Calibri" w:cs="Calibri" w:eastAsia="Calibri" w:hAnsi="Calibri"/>
-                <w:b w:val="false"/>
-                <w:bCs w:val="false"/>
-                <w:color w:val="5A6472"/>
-                <w:sz w:val="15"/>
-                <w:szCs w:val="15"/>
-              </w:rPr>
-              <w:t xml:space="preserve">src/lib/stripe/webhook.ts</w:t>
-            </w:r>
+            <w:hyperlink r:id="rHl10">
+              <w:r>
+                <w:rPr>
+                  <w:rFonts w:ascii="Calibri" w:cs="Calibri" w:eastAsia="Calibri" w:hAnsi="Calibri"/>
+                  <w:b w:val="false"/>
+                  <w:bCs w:val="false"/>
+                  <w:color w:val="0563C1"/>
+                  <w:u w:val="single"/>
+                  <w:sz w:val="15"/>
+                  <w:szCs w:val="15"/>
+                </w:rPr>
+                <w:t xml:space="preserve">src/lib/stripe/webhook.ts</w:t>
+              </w:r>
+            </w:hyperlink>
           </w:p>
         </w:tc>
         <w:tc>
@@ -5593,17 +5698,20 @@
             <w:pPr>
               <w:spacing w:after="0" w:line="250"/>
             </w:pPr>
-            <w:r>
-              <w:rPr>
-                <w:rFonts w:ascii="Calibri" w:cs="Calibri" w:eastAsia="Calibri" w:hAnsi="Calibri"/>
-                <w:b w:val="false"/>
-                <w:bCs w:val="false"/>
-                <w:color w:val="5A6472"/>
-                <w:sz w:val="15"/>
-                <w:szCs w:val="15"/>
-              </w:rPr>
-              <w:t xml:space="preserve">src/lib/account/actions.ts</w:t>
-            </w:r>
+            <w:hyperlink r:id="rHl11">
+              <w:r>
+                <w:rPr>
+                  <w:rFonts w:ascii="Calibri" w:cs="Calibri" w:eastAsia="Calibri" w:hAnsi="Calibri"/>
+                  <w:b w:val="false"/>
+                  <w:bCs w:val="false"/>
+                  <w:color w:val="0563C1"/>
+                  <w:u w:val="single"/>
+                  <w:sz w:val="15"/>
+                  <w:szCs w:val="15"/>
+                </w:rPr>
+                <w:t xml:space="preserve">src/lib/account/actions.ts</w:t>
+              </w:r>
+            </w:hyperlink>
           </w:p>
         </w:tc>
         <w:tc>
@@ -5725,17 +5833,20 @@
             <w:pPr>
               <w:spacing w:after="0" w:line="250"/>
             </w:pPr>
-            <w:r>
-              <w:rPr>
-                <w:rFonts w:ascii="Calibri" w:cs="Calibri" w:eastAsia="Calibri" w:hAnsi="Calibri"/>
-                <w:b w:val="false"/>
-                <w:bCs w:val="false"/>
-                <w:color w:val="5A6472"/>
-                <w:sz w:val="15"/>
-                <w:szCs w:val="15"/>
-              </w:rPr>
-              <w:t xml:space="preserve">src/app/(app)/account/export</w:t>
-            </w:r>
+            <w:hyperlink r:id="rHl20">
+              <w:r>
+                <w:rPr>
+                  <w:rFonts w:ascii="Calibri" w:cs="Calibri" w:eastAsia="Calibri" w:hAnsi="Calibri"/>
+                  <w:b w:val="false"/>
+                  <w:bCs w:val="false"/>
+                  <w:color w:val="0563C1"/>
+                  <w:u w:val="single"/>
+                  <w:sz w:val="15"/>
+                  <w:szCs w:val="15"/>
+                </w:rPr>
+                <w:t xml:space="preserve">src/app/(app)/account/export</w:t>
+              </w:r>
+            </w:hyperlink>
           </w:p>
         </w:tc>
         <w:tc>
@@ -5855,17 +5966,20 @@
             <w:pPr>
               <w:spacing w:after="0" w:line="250"/>
             </w:pPr>
-            <w:r>
-              <w:rPr>
-                <w:rFonts w:ascii="Calibri" w:cs="Calibri" w:eastAsia="Calibri" w:hAnsi="Calibri"/>
-                <w:b w:val="false"/>
-                <w:bCs w:val="false"/>
-                <w:color w:val="5A6472"/>
-                <w:sz w:val="15"/>
-                <w:szCs w:val="15"/>
-              </w:rPr>
-              <w:t xml:space="preserve">docs/CRM_SALESFORCE_PLAN.md</w:t>
-            </w:r>
+            <w:hyperlink r:id="rHl12">
+              <w:r>
+                <w:rPr>
+                  <w:rFonts w:ascii="Calibri" w:cs="Calibri" w:eastAsia="Calibri" w:hAnsi="Calibri"/>
+                  <w:b w:val="false"/>
+                  <w:bCs w:val="false"/>
+                  <w:color w:val="0563C1"/>
+                  <w:u w:val="single"/>
+                  <w:sz w:val="15"/>
+                  <w:szCs w:val="15"/>
+                </w:rPr>
+                <w:t xml:space="preserve">docs/CRM_SALESFORCE_PLAN.md</w:t>
+              </w:r>
+            </w:hyperlink>
           </w:p>
         </w:tc>
         <w:tc>
@@ -6977,8 +7091,47 @@
                 <w:sz w:val="15"/>
                 <w:szCs w:val="15"/>
               </w:rPr>
-              <w:t xml:space="preserve">migration 20260712000014; src/lib/entitlements.ts</w:t>
-            </w:r>
+              <w:t xml:space="preserve">migration </w:t>
+            </w:r>
+            <w:hyperlink r:id="rHl24">
+              <w:r>
+                <w:rPr>
+                  <w:rFonts w:ascii="Calibri" w:cs="Calibri" w:eastAsia="Calibri" w:hAnsi="Calibri"/>
+                  <w:b w:val="false"/>
+                  <w:bCs w:val="false"/>
+                  <w:color w:val="0563C1"/>
+                  <w:u w:val="single"/>
+                  <w:sz w:val="15"/>
+                  <w:szCs w:val="15"/>
+                </w:rPr>
+                <w:t xml:space="preserve">20260712000014</w:t>
+              </w:r>
+            </w:hyperlink>
+            <w:r>
+              <w:rPr>
+                <w:rFonts w:ascii="Calibri" w:cs="Calibri" w:eastAsia="Calibri" w:hAnsi="Calibri"/>
+                <w:b w:val="false"/>
+                <w:bCs w:val="false"/>
+                <w:color w:val="5A6472"/>
+                <w:sz w:val="15"/>
+                <w:szCs w:val="15"/>
+              </w:rPr>
+              <w:t xml:space="preserve">; </w:t>
+            </w:r>
+            <w:hyperlink r:id="rHl25">
+              <w:r>
+                <w:rPr>
+                  <w:rFonts w:ascii="Calibri" w:cs="Calibri" w:eastAsia="Calibri" w:hAnsi="Calibri"/>
+                  <w:b w:val="false"/>
+                  <w:bCs w:val="false"/>
+                  <w:color w:val="0563C1"/>
+                  <w:u w:val="single"/>
+                  <w:sz w:val="15"/>
+                  <w:szCs w:val="15"/>
+                </w:rPr>
+                <w:t xml:space="preserve">src/lib/entitlements.ts</w:t>
+              </w:r>
+            </w:hyperlink>
           </w:p>
         </w:tc>
         <w:tc>
@@ -7100,17 +7253,20 @@
             <w:pPr>
               <w:spacing w:after="0" w:line="250"/>
             </w:pPr>
-            <w:r>
-              <w:rPr>
-                <w:rFonts w:ascii="Calibri" w:cs="Calibri" w:eastAsia="Calibri" w:hAnsi="Calibri"/>
-                <w:b w:val="false"/>
-                <w:bCs w:val="false"/>
-                <w:color w:val="5A6472"/>
-                <w:sz w:val="15"/>
-                <w:szCs w:val="15"/>
-              </w:rPr>
-              <w:t xml:space="preserve">src/lib/features.ts</w:t>
-            </w:r>
+            <w:hyperlink r:id="rHl13">
+              <w:r>
+                <w:rPr>
+                  <w:rFonts w:ascii="Calibri" w:cs="Calibri" w:eastAsia="Calibri" w:hAnsi="Calibri"/>
+                  <w:b w:val="false"/>
+                  <w:bCs w:val="false"/>
+                  <w:color w:val="0563C1"/>
+                  <w:u w:val="single"/>
+                  <w:sz w:val="15"/>
+                  <w:szCs w:val="15"/>
+                </w:rPr>
+                <w:t xml:space="preserve">src/lib/features.ts</w:t>
+              </w:r>
+            </w:hyperlink>
           </w:p>
         </w:tc>
         <w:tc>
@@ -7230,17 +7386,20 @@
             <w:pPr>
               <w:spacing w:after="0" w:line="250"/>
             </w:pPr>
-            <w:r>
-              <w:rPr>
-                <w:rFonts w:ascii="Calibri" w:cs="Calibri" w:eastAsia="Calibri" w:hAnsi="Calibri"/>
-                <w:b w:val="false"/>
-                <w:bCs w:val="false"/>
-                <w:color w:val="5A6472"/>
-                <w:sz w:val="15"/>
-                <w:szCs w:val="15"/>
-              </w:rPr>
-              <w:t xml:space="preserve">src/app/(app)/vault</w:t>
-            </w:r>
+            <w:hyperlink r:id="rHl21">
+              <w:r>
+                <w:rPr>
+                  <w:rFonts w:ascii="Calibri" w:cs="Calibri" w:eastAsia="Calibri" w:hAnsi="Calibri"/>
+                  <w:b w:val="false"/>
+                  <w:bCs w:val="false"/>
+                  <w:color w:val="0563C1"/>
+                  <w:u w:val="single"/>
+                  <w:sz w:val="15"/>
+                  <w:szCs w:val="15"/>
+                </w:rPr>
+                <w:t xml:space="preserve">src/app/(app)/vault</w:t>
+              </w:r>
+            </w:hyperlink>
           </w:p>
         </w:tc>
         <w:tc>
@@ -7362,17 +7521,20 @@
             <w:pPr>
               <w:spacing w:after="0" w:line="250"/>
             </w:pPr>
-            <w:r>
-              <w:rPr>
-                <w:rFonts w:ascii="Calibri" w:cs="Calibri" w:eastAsia="Calibri" w:hAnsi="Calibri"/>
-                <w:b w:val="false"/>
-                <w:bCs w:val="false"/>
-                <w:color w:val="5A6472"/>
-                <w:sz w:val="15"/>
-                <w:szCs w:val="15"/>
-              </w:rPr>
-              <w:t xml:space="preserve">src/lib/auth/role.ts</w:t>
-            </w:r>
+            <w:hyperlink r:id="rHl14">
+              <w:r>
+                <w:rPr>
+                  <w:rFonts w:ascii="Calibri" w:cs="Calibri" w:eastAsia="Calibri" w:hAnsi="Calibri"/>
+                  <w:b w:val="false"/>
+                  <w:bCs w:val="false"/>
+                  <w:color w:val="0563C1"/>
+                  <w:u w:val="single"/>
+                  <w:sz w:val="15"/>
+                  <w:szCs w:val="15"/>
+                </w:rPr>
+                <w:t xml:space="preserve">src/lib/auth/role.ts</w:t>
+              </w:r>
+            </w:hyperlink>
           </w:p>
         </w:tc>
         <w:tc>
@@ -7798,17 +7960,20 @@
             <w:pPr>
               <w:spacing w:after="0" w:line="250"/>
             </w:pPr>
-            <w:r>
-              <w:rPr>
-                <w:rFonts w:ascii="Calibri" w:cs="Calibri" w:eastAsia="Calibri" w:hAnsi="Calibri"/>
-                <w:b w:val="false"/>
-                <w:bCs w:val="false"/>
-                <w:color w:val="5A6472"/>
-                <w:sz w:val="15"/>
-                <w:szCs w:val="15"/>
-              </w:rPr>
-              <w:t xml:space="preserve">src/lib/pricing.ts</w:t>
-            </w:r>
+            <w:hyperlink r:id="rHl15">
+              <w:r>
+                <w:rPr>
+                  <w:rFonts w:ascii="Calibri" w:cs="Calibri" w:eastAsia="Calibri" w:hAnsi="Calibri"/>
+                  <w:b w:val="false"/>
+                  <w:bCs w:val="false"/>
+                  <w:color w:val="0563C1"/>
+                  <w:u w:val="single"/>
+                  <w:sz w:val="15"/>
+                  <w:szCs w:val="15"/>
+                </w:rPr>
+                <w:t xml:space="preserve">src/lib/pricing.ts</w:t>
+              </w:r>
+            </w:hyperlink>
           </w:p>
         </w:tc>
         <w:tc>
@@ -8060,17 +8225,20 @@
             <w:pPr>
               <w:spacing w:after="0" w:line="250"/>
             </w:pPr>
-            <w:r>
-              <w:rPr>
-                <w:rFonts w:ascii="Calibri" w:cs="Calibri" w:eastAsia="Calibri" w:hAnsi="Calibri"/>
-                <w:b w:val="false"/>
-                <w:bCs w:val="false"/>
-                <w:color w:val="5A6472"/>
-                <w:sz w:val="15"/>
-                <w:szCs w:val="15"/>
-              </w:rPr>
-              <w:t xml:space="preserve">src/lib/stripe/webhook.ts</w:t>
-            </w:r>
+            <w:hyperlink r:id="rHl10">
+              <w:r>
+                <w:rPr>
+                  <w:rFonts w:ascii="Calibri" w:cs="Calibri" w:eastAsia="Calibri" w:hAnsi="Calibri"/>
+                  <w:b w:val="false"/>
+                  <w:bCs w:val="false"/>
+                  <w:color w:val="0563C1"/>
+                  <w:u w:val="single"/>
+                  <w:sz w:val="15"/>
+                  <w:szCs w:val="15"/>
+                </w:rPr>
+                <w:t xml:space="preserve">src/lib/stripe/webhook.ts</w:t>
+              </w:r>
+            </w:hyperlink>
           </w:p>
         </w:tc>
         <w:tc>

--- a/docs/LEGAL_REVIEW_CHECKLIST.docx
+++ b/docs/LEGAL_REVIEW_CHECKLIST.docx
@@ -1112,7 +1112,7 @@
                 <w:sz w:val="17"/>
                 <w:szCs w:val="17"/>
               </w:rPr>
-              <w:t xml:space="preserve">Approve, and confirm the states where it does not apply (see B2).</w:t>
+              <w:t xml:space="preserve">Approve. For 29 states the text is now reproduced VERBATIM from that state’s own published statute, with the citation, the source URL and the date retrieved, and is automatically re-checked against the source (see B8) — so the question for these is whether reproducing the statutory form is the right approach, not whether the wording is faithful. For the remaining jurisdictions see B2. Note Texas prints two forms and we generate § 251.1045 (simultaneous execution) rather than § 251.104 (affidavit annexed after the fact) — confirm that is the right choice, here and in every state that offers both.</w:t>
             </w:r>
           </w:p>
         </w:tc>
@@ -1864,7 +1864,7 @@
           <w:sz w:val="19"/>
           <w:szCs w:val="19"/>
         </w:rPr>
-        <w:t xml:space="preserve">Every one of the 51 seeded jurisdictions currently carries needs_review = true and qa_approved = false. Each row records a citation and a checked_at date from desk research that has NOT been verified by counsel.</w:t>
+        <w:t xml:space="preserve">Every one of the 51 seeded jurisdictions currently carries needs_review = true and qa_approved = false. Each row records a citation and a checked_at date from desk research that has NOT been verified by counsel. Treat those citations as unverified in the strong sense: capture is the first step that actually tests a citation against the published code, and of the two it has tested so far, one was wrong (ND § 30.1-08-03 is “Holographic will”; corrected to § 30.1-08-04) and one had been wrongly condemned on the strength of a misleading section heading (WV § 41-5-15 is correct after all).</w:t>
       </w:r>
     </w:p>
     <w:tbl>
@@ -2232,7 +2232,7 @@
                 <w:sz w:val="17"/>
                 <w:szCs w:val="17"/>
               </w:rPr>
-              <w:t xml:space="preserve">Desk research flags California as having no classic self-proving affidavit, and Ohio and DC as not offering one for paper wills.</w:t>
+              <w:t xml:space="preserve">Verbatim statutory capture (see B8) has now replaced the earlier desk research here, and the picture is more differentiated than “California, Ohio, DC”. TEN states prescribe no affidavit form at all, but do allow proof by witness affidavit: CA, CT, IL, NH, NY, OR, RI, VT, WA and WV. For these we cannot reproduce a statutory form, so the wording must come from you. THREE jurisdictions may offer no paper-will self-proving mechanism whatsoever, for two different reasons: DC (§ 18-908) and MD (§ 4-102(c)–(d)) prescribe affidavit forms only for ELECTRONIC or remotely-witnessed wills, so a paper will appears to fall through the gap; OHIO has no affidavit provision at all — ORC ch. 2107 contains not one occurrence of “affidavit” — apparently because § 2107.18 lets the probate court admit a will “if it appears from the face of the will”, taking witness testimony only at its discretion. WEST VIRGINIA needs specific attention: § 41-5-15 permits a witness affidavit but prescribes no form AND provides that it “shall not be admissible in evidence in any case in which there is a contest over the will” — i.e. it fails precisely when a self-proving affidavit is most valuable.</w:t>
             </w:r>
           </w:p>
         </w:tc>
@@ -2291,7 +2291,7 @@
                 <w:sz w:val="17"/>
                 <w:szCs w:val="17"/>
               </w:rPr>
-              <w:t xml:space="preserve">Confirm, and identify any further exceptions.</w:t>
+              <w:t xml:space="preserve">Four questions. (1) Confirm the ten no-form states and supply the affidavit wording we should use in each. (2) Confirm that DC, MD and Ohio offer no paper-will self-proving route, and tell us what the execution instructions for those three should say instead. (3) Advise what, if anything, a West Virginia customer should be told about the contest limitation. (4) Identify any further exceptions we have not found.</w:t>
             </w:r>
           </w:p>
         </w:tc>
@@ -2497,7 +2497,7 @@
                 <w:sz w:val="17"/>
                 <w:szCs w:val="17"/>
               </w:rPr>
-              <w:t xml:space="preserve">Louisiana, Texas, North Carolina, Missouri and Ohio are currently switched off.</w:t>
+              <w:t xml:space="preserve">Louisiana, Texas, North Carolina, Missouri and Ohio are currently switched off. Their statutes have nevertheless now been researched and captured (except Louisiana — see B5), so clearing an exclusion is a configuration change rather than a fresh research project.</w:t>
             </w:r>
           </w:p>
         </w:tc>
@@ -2688,7 +2688,7 @@
                 <w:sz w:val="17"/>
                 <w:szCs w:val="17"/>
               </w:rPr>
-              <w:t xml:space="preserve">Advise whether to build a Louisiana template set or exclude it permanently.</w:t>
+              <w:t xml:space="preserve">Advise whether to build a Louisiana template set or exclude it permanently. Louisiana has deliberately been left out of the statutory-capture pipeline: its civil-law formalities differ enough that forcing them through the same machinery would produce something misleading. It is the one jurisdiction with no captured statute.</w:t>
             </w:r>
           </w:p>
         </w:tc>
@@ -2951,6 +2951,135 @@
                 <w:szCs w:val="17"/>
               </w:rPr>
               <w:t xml:space="preserve">Confirm the approval record captures what it needs to (who approved, when, which version).</w:t>
+            </w:r>
+          </w:p>
+        </w:tc>
+      </w:tr>
+      <w:tr>
+        <w:trPr>
+          <w:cantSplit/>
+        </w:trPr>
+        <w:tc>
+          <w:tcPr>
+            <w:tcW w:type="dxa" w:w="640"/>
+            <w:tcMar>
+              <w:top w:type="dxa" w:w="70"/>
+              <w:left w:type="dxa" w:w="100"/>
+              <w:bottom w:type="dxa" w:w="70"/>
+              <w:right w:type="dxa" w:w="100"/>
+            </w:tcMar>
+          </w:tcPr>
+          <w:p>
+            <w:pPr>
+              <w:spacing w:after="0" w:line="250"/>
+            </w:pPr>
+            <w:r>
+              <w:rPr>
+                <w:rFonts w:ascii="Calibri" w:cs="Calibri" w:eastAsia="Calibri" w:hAnsi="Calibri"/>
+                <w:b/>
+                <w:bCs/>
+                <w:color w:val="5A6472"/>
+                <w:sz w:val="16"/>
+                <w:szCs w:val="16"/>
+              </w:rPr>
+              <w:t xml:space="preserve">B8</w:t>
+            </w:r>
+          </w:p>
+        </w:tc>
+        <w:tc>
+          <w:tcPr>
+            <w:tcW w:type="dxa" w:w="3180"/>
+            <w:tcMar>
+              <w:top w:type="dxa" w:w="70"/>
+              <w:left w:type="dxa" w:w="100"/>
+              <w:bottom w:type="dxa" w:w="70"/>
+              <w:right w:type="dxa" w:w="100"/>
+            </w:tcMar>
+          </w:tcPr>
+          <w:p>
+            <w:pPr>
+              <w:spacing w:after="0" w:line="250"/>
+            </w:pPr>
+            <w:r>
+              <w:rPr>
+                <w:rFonts w:ascii="Calibri" w:cs="Calibri" w:eastAsia="Calibri" w:hAnsi="Calibri"/>
+                <w:b w:val="false"/>
+                <w:bCs w:val="false"/>
+                <w:color w:val="1A2230"/>
+                <w:sz w:val="17"/>
+                <w:szCs w:val="17"/>
+              </w:rPr>
+              <w:t xml:space="preserve">Provenance of the statutory text we reproduce</w:t>
+            </w:r>
+          </w:p>
+          <w:p>
+            <w:pPr>
+              <w:spacing w:after="0" w:line="250"/>
+            </w:pPr>
+            <w:r>
+              <w:rPr>
+                <w:rFonts w:ascii="Calibri" w:cs="Calibri" w:eastAsia="Calibri" w:hAnsi="Calibri"/>
+                <w:b w:val="false"/>
+                <w:bCs w:val="false"/>
+                <w:color w:val="1A2230"/>
+                <w:sz w:val="17"/>
+                <w:szCs w:val="17"/>
+              </w:rPr>
+              <w:t xml:space="preserve">Where a state prescribes a form, we reproduce that state’s own published statute verbatim rather than paraphrasing it, and a test fails the build if the generated text ever drifts from the captured source. Each capture records the citation, the official source URL, the date retrieved and a content hash, so an amendment shows up as a change. Sources are the states’ own publishers only — never a commercial database, whose annotations are copyrighted. STATUS: 42 of a target 50 jurisdictions captured, 29 with verbatim form text. Outstanding: AL, AR, GA, IN, MS, NM, TN and NJ. This section is therefore NOT yet complete and should not be treated as a final list.</w:t>
+            </w:r>
+          </w:p>
+        </w:tc>
+        <w:tc>
+          <w:tcPr>
+            <w:tcW w:type="dxa" w:w="2520"/>
+            <w:tcMar>
+              <w:top w:type="dxa" w:w="70"/>
+              <w:left w:type="dxa" w:w="100"/>
+              <w:bottom w:type="dxa" w:w="70"/>
+              <w:right w:type="dxa" w:w="100"/>
+            </w:tcMar>
+          </w:tcPr>
+          <w:p>
+            <w:pPr>
+              <w:spacing w:after="0" w:line="250"/>
+            </w:pPr>
+            <w:r>
+              <w:rPr>
+                <w:rFonts w:ascii="Calibri" w:cs="Calibri" w:eastAsia="Calibri" w:hAnsi="Calibri"/>
+                <w:b w:val="false"/>
+                <w:bCs w:val="false"/>
+                <w:color w:val="5A6472"/>
+                <w:sz w:val="15"/>
+                <w:szCs w:val="15"/>
+              </w:rPr>
+              <w:t xml:space="preserve">docs/STATUTE_SOURCES.md; docs/CLAUSE_RESEARCH_METHOD.md; docs/statutes/</w:t>
+            </w:r>
+          </w:p>
+        </w:tc>
+        <w:tc>
+          <w:tcPr>
+            <w:tcW w:type="dxa" w:w="3020"/>
+            <w:tcMar>
+              <w:top w:type="dxa" w:w="70"/>
+              <w:left w:type="dxa" w:w="100"/>
+              <w:bottom w:type="dxa" w:w="70"/>
+              <w:right w:type="dxa" w:w="100"/>
+            </w:tcMar>
+          </w:tcPr>
+          <w:p>
+            <w:pPr>
+              <w:spacing w:after="0" w:line="250"/>
+            </w:pPr>
+            <w:r>
+              <w:rPr>
+                <w:rFonts w:ascii="Calibri" w:cs="Calibri" w:eastAsia="Calibri" w:hAnsi="Calibri"/>
+                <w:b w:val="false"/>
+                <w:bCs w:val="false"/>
+                <w:color w:val="1A2230"/>
+                <w:sz w:val="17"/>
+                <w:szCs w:val="17"/>
+              </w:rPr>
+              <w:t xml:space="preserve">Confirm that reproducing a state’s prescribed form verbatim is the right approach, and that our framing is accurate: each form is reproduced from that state’s own published statute, cited to the section with the date retrieved, and automatically verified against the source — this is desk research by a non-lawyer, NOT legal review, and we do not claim the documents are compliant or current. Please also confirm whether the after-the-fact variant should be offered in the states that print two forms.</w:t>
             </w:r>
           </w:p>
         </w:tc>

--- a/docs/LEGAL_REVIEW_CHECKLIST.docx
+++ b/docs/LEGAL_REVIEW_CHECKLIST.docx
@@ -1112,7 +1112,7 @@
                 <w:sz w:val="17"/>
                 <w:szCs w:val="17"/>
               </w:rPr>
-              <w:t xml:space="preserve">Approve. For 29 states the text is now reproduced VERBATIM from that state’s own published statute, with the citation, the source URL and the date retrieved, and is automatically re-checked against the source (see B8) — so the question for these is whether reproducing the statutory form is the right approach, not whether the wording is faithful. For the remaining jurisdictions see B2. Note Texas prints two forms and we generate § 251.1045 (simultaneous execution) rather than § 251.104 (affidavit annexed after the fact) — confirm that is the right choice, here and in every state that offers both.</w:t>
+              <w:t xml:space="preserve">Approve. For 32 states the text is now reproduced VERBATIM from that state’s own published statute, with the citation, the source URL and the date retrieved, and is automatically re-checked against the source (see B8) — so the question for these is whether reproducing the statutory form is the right approach, not whether the wording is faithful. For the remaining jurisdictions see B2. Note Texas prints two forms and we generate § 251.1045 (simultaneous execution) rather than § 251.104 (affidavit annexed after the fact) — confirm that is the right choice, here and in every state that offers both. Indiana splits its two forms on a different axis and needs its own answer: IC 29-1-5-3.1(c) is an ordinary in-person signing and (d) covers remote witnessing of separate paper counterparts — we generate (c). Indiana also requires NO notary at all: its clause is an unsworn declaration under the penalties for perjury, so an Indiana document must not print the notary block every other state’s form ends with. Please confirm both. Separately, an extraction fault fixed on 7 Aug 2026 had been adding Idaho’s after-the-fact form, and a line of statutory preamble, to Idaho’s clause — any Idaho document generated before that date carries it.</w:t>
             </w:r>
           </w:p>
         </w:tc>
@@ -2291,7 +2291,7 @@
                 <w:sz w:val="17"/>
                 <w:szCs w:val="17"/>
               </w:rPr>
-              <w:t xml:space="preserve">Four questions. (1) Confirm the ten no-form states and supply the affidavit wording we should use in each. (2) Confirm that DC, MD and Ohio offer no paper-will self-proving route, and tell us what the execution instructions for those three should say instead. (3) Advise what, if anything, a West Virginia customer should be told about the contest limitation. (4) Identify any further exceptions we have not found.</w:t>
+              <w:t xml:space="preserve">Five questions. (1) Confirm the ten no-form states and supply the affidavit wording we should use in each. (2) Confirm that DC, MD and Ohio offer no paper-will self-proving route, and tell us what the execution instructions for those three should say instead. (3) Advise what, if anything, a West Virginia customer should be told about the contest limitation. (4) Identify any further exceptions we have not found. (5) FOUR states — Arkansas, Georgia, Mississippi and Tennessee — publish their official code only through a LexisNexis public-access site that blocks automated retrieval with a CAPTCHA, so we have been unable to capture their statutory forms by the method used everywhere else. Their citations are seeded (Ark. Code § 28-25-106, O.C.G.A. § 53-4-24, Miss. Code § 91-7-7/§ 91-7-9, Tenn. Code § 32-2-110) and Georgia’s has been confirmed against the official source, but the form text has NOT been verified. Please supply or confirm the prescribed form for these four, and treat them as unverified until you do.</w:t>
             </w:r>
           </w:p>
         </w:tc>
@@ -3025,7 +3025,7 @@
                 <w:sz w:val="17"/>
                 <w:szCs w:val="17"/>
               </w:rPr>
-              <w:t xml:space="preserve">Where a state prescribes a form, we reproduce that state’s own published statute verbatim rather than paraphrasing it, and a test fails the build if the generated text ever drifts from the captured source. Each capture records the citation, the official source URL, the date retrieved and a content hash, so an amendment shows up as a change. Sources are the states’ own publishers only — never a commercial database, whose annotations are copyrighted. STATUS: 42 of a target 50 jurisdictions captured, 29 with verbatim form text. Outstanding: AL, AR, GA, IN, MS, NM, TN and NJ. This section is therefore NOT yet complete and should not be treated as a final list.</w:t>
+              <w:t xml:space="preserve">Where a state prescribes a form, we reproduce that state’s own published statute verbatim rather than paraphrasing it, and a test fails the build if the generated text ever drifts from the captured source. Each capture records the citation, the official source URL, the date retrieved and a content hash, so an amendment shows up as a change. Sources are the states’ own publishers only — never a commercial database, whose annotations are copyrighted. STATUS: 45 of a target 50 jurisdictions captured, 32 with verbatim form text. Outstanding: AR, GA, MS, TN and NJ. AR, GA, MS and TN publish their official code only through a LexisNexis public-access site that serves a CAPTCHA to automated requests, so their form text cannot be captured by this method at all and must come from counsel or a hand-sourced reading; NJ's Folio publisher stopped responding on 7 Aug 2026 and is expected back. This section is therefore NOT yet complete and should not be treated as a final list.</w:t>
             </w:r>
           </w:p>
         </w:tc>

--- a/docs/LEGAL_REVIEW_CHECKLIST.docx
+++ b/docs/LEGAL_REVIEW_CHECKLIST.docx
@@ -1112,7 +1112,7 @@
                 <w:sz w:val="17"/>
                 <w:szCs w:val="17"/>
               </w:rPr>
-              <w:t xml:space="preserve">Approve. For 32 states the text is now reproduced VERBATIM from that state’s own published statute, with the citation, the source URL and the date retrieved, and is automatically re-checked against the source (see B8) — so the question for these is whether reproducing the statutory form is the right approach, not whether the wording is faithful. For the remaining jurisdictions see B2. Note Texas prints two forms and we generate § 251.1045 (simultaneous execution) rather than § 251.104 (affidavit annexed after the fact) — confirm that is the right choice, here and in every state that offers both. Indiana splits its two forms on a different axis and needs its own answer: IC 29-1-5-3.1(c) is an ordinary in-person signing and (d) covers remote witnessing of separate paper counterparts — we generate (c). Indiana also requires NO notary at all: its clause is an unsworn declaration under the penalties for perjury, so an Indiana document must not print the notary block every other state’s form ends with. Please confirm both. Separately, an extraction fault fixed on 7 Aug 2026 had been adding Idaho’s after-the-fact form, and a line of statutory preamble, to Idaho’s clause — any Idaho document generated before that date carries it.</w:t>
+              <w:t xml:space="preserve">Approve. For 32 states the text is now reproduced VERBATIM from that state’s own published statute, with the citation, the source URL and the date retrieved, and is automatically re-checked against the source (see B8) — so the question for these is whether reproducing the statutory form is the right approach, not whether the wording is faithful. For the remaining jurisdictions see B2. Note Texas prints two forms and we generate § 251.1045 (simultaneous execution) rather than § 251.104 (affidavit annexed after the fact) — confirm that is the right choice, here and in every state that offers both. Indiana splits its two forms on a different axis and needs its own answer: IC 29-1-5-3.1(c) is an ordinary in-person signing and (d) covers remote witnessing of separate paper counterparts — we generate (c). Indiana also requires NO notary at all: its clause is an unsworn declaration under the penalties for perjury, so an Indiana document must not print the notary block every other state’s form ends with. Please confirm both. Separately, an extraction fault fixed on 7 Aug 2026 had been adding Idaho’s after-the-fact form, and a line of statutory preamble, to Idaho’s clause — any Idaho document generated before that date carries it. A second extraction fault, fixed the same day, affected three more states: the bound marking the END of the prescribed form never matched, so the clause silently ran on past the form. Virginia’s affidavit was carrying operative statute, the amendment history and four paragraphs of the Virginia Law website (including a “Privacy Policy © Copyright Commonwealth of Virginia” line); Kansas was carrying two paragraphs addressed to the court rather than the signer; Delaware was carrying a session-law citation. All three now end at the officer’s capacity line. Any Virginia, Kansas or Delaware document generated before 7 Aug 2026 carries the old text. Please confirm the corrected extent of each of these three forms.</w:t>
             </w:r>
           </w:p>
         </w:tc>

--- a/docs/LEGAL_REVIEW_CHECKLIST.docx
+++ b/docs/LEGAL_REVIEW_CHECKLIST.docx
@@ -3025,7 +3025,7 @@
                 <w:sz w:val="17"/>
                 <w:szCs w:val="17"/>
               </w:rPr>
-              <w:t xml:space="preserve">Where a state prescribes a form, we reproduce that state’s own published statute verbatim rather than paraphrasing it, and a test fails the build if the generated text ever drifts from the captured source. Each capture records the citation, the official source URL, the date retrieved and a content hash, so an amendment shows up as a change. Sources are the states’ own publishers only — never a commercial database, whose annotations are copyrighted. STATUS: 45 of a target 50 jurisdictions captured, 32 with verbatim form text. Outstanding: AR, GA, MS, TN and NJ. AR, GA, MS and TN publish their official code only through a LexisNexis public-access site that serves a CAPTCHA to automated requests, so their form text cannot be captured by this method at all and must come from counsel or a hand-sourced reading; NJ's Folio publisher stopped responding on 7 Aug 2026 and is expected back. This section is therefore NOT yet complete and should not be treated as a final list.</w:t>
+              <w:t xml:space="preserve">Where a state prescribes a form, we reproduce that state’s own published statute verbatim rather than paraphrasing it, and a test fails the build if the generated text ever drifts from the captured source. Each capture records the citation, the official source URL, the date retrieved and a content hash, so an amendment shows up as a change. Sources are the states’ own publishers only — never a commercial database, whose annotations are copyrighted. STATUS: 45 of a target 50 jurisdictions captured, 32 with verbatim form text. REVIEW EFFORT, so the work can be scoped: of the 51 jurisdictions in scope, 32 need only a CONFIRMATORY REVIEW — the clause is that state’s own prescribed form, reproduced verbatim and machine-checked against the capture, so the questions are currency and whether we took the right excerpt: AK, AL, AZ, CO, DE, FL, HI, IA, ID, IN, KS, KY, MA, ME, MI, MN, MO, MT, NC, ND, NE, NM, NV, OK, PA, SC, SD, TX, UT, VA, WI, WY. The remaining 19 need SUBSTANTIVE LEGAL INPUT, and they are not all the same kind of work: (i) 10 states whose statutes set execution requirements but prescribe NO form, where counsel must settle what the affidavit should say — CA, CT, IL, NH, NY, OR, RI, VT, WA, WV; (ii) 4 states whose official code is published only behind a CAPTCHA, where we simply need counsel to supply the form text from a subscription database — AR, GA, MS, TN; (iii) 3 jurisdictions that may have NO paper-will self-proving mechanism at all, where the threshold question is whether one exists — DC and MD prescribe forms only for electronic or remotely witnessed wills, and Ohio has no affidavit provision anywhere in ORC ch. 2107; (iv) New Jersey, pending its official publisher coming back online; and (v) Louisiana, whose civil-law execution formalities are deliberately outside this pipeline and need their own treatment. Outstanding: AR, GA, MS, TN and NJ. AR, GA, MS and TN publish their official code only through a LexisNexis public-access site that serves a CAPTCHA to automated requests, so their form text cannot be captured by this method at all and must come from counsel or a hand-sourced reading; NJ's Folio publisher stopped responding on 7 Aug 2026 and is expected back. This section is therefore NOT yet complete and should not be treated as a final list.</w:t>
             </w:r>
           </w:p>
         </w:tc>

--- a/docs/LEGAL_REVIEW_CHECKLIST.docx
+++ b/docs/LEGAL_REVIEW_CHECKLIST.docx
@@ -3025,7 +3025,7 @@
                 <w:sz w:val="17"/>
                 <w:szCs w:val="17"/>
               </w:rPr>
-              <w:t xml:space="preserve">Where a state prescribes a form, we reproduce that state’s own published statute verbatim rather than paraphrasing it, and a test fails the build if the generated text ever drifts from the captured source. Each capture records the citation, the official source URL, the date retrieved and a content hash, so an amendment shows up as a change. Sources are the states’ own publishers only — never a commercial database, whose annotations are copyrighted. STATUS: 45 of a target 50 jurisdictions captured, 32 with verbatim form text. REVIEW EFFORT, so the work can be scoped: of the 51 jurisdictions in scope, 32 need only a CONFIRMATORY REVIEW — the clause is that state’s own prescribed form, reproduced verbatim and machine-checked against the capture, so the questions are currency and whether we took the right excerpt: AK, AL, AZ, CO, DE, FL, HI, IA, ID, IN, KS, KY, MA, ME, MI, MN, MO, MT, NC, ND, NE, NM, NV, OK, PA, SC, SD, TX, UT, VA, WI, WY. The remaining 19 need SUBSTANTIVE LEGAL INPUT, and they are not all the same kind of work: (i) 10 states whose statutes set execution requirements but prescribe NO form, where counsel must settle what the affidavit should say — CA, CT, IL, NH, NY, OR, RI, VT, WA, WV; (ii) 4 states whose official code is published only behind a CAPTCHA, where we simply need counsel to supply the form text from a subscription database — AR, GA, MS, TN; (iii) 3 jurisdictions that may have NO paper-will self-proving mechanism at all, where the threshold question is whether one exists — DC and MD prescribe forms only for electronic or remotely witnessed wills, and Ohio has no affidavit provision anywhere in ORC ch. 2107; (iv) New Jersey, pending its official publisher coming back online; and (v) Louisiana, whose civil-law execution formalities are deliberately outside this pipeline and need their own treatment. Outstanding: AR, GA, MS, TN and NJ. AR, GA, MS and TN publish their official code only through a LexisNexis public-access site that serves a CAPTCHA to automated requests, so their form text cannot be captured by this method at all and must come from counsel or a hand-sourced reading; NJ's Folio publisher stopped responding on 7 Aug 2026 and is expected back. This section is therefore NOT yet complete and should not be treated as a final list.</w:t>
+              <w:t xml:space="preserve">Where a state prescribes a form, we reproduce that state’s own published statute verbatim rather than paraphrasing it, and a test fails the build if the generated text ever drifts from the captured source. Each capture records the citation, the official source URL, the date retrieved and a content hash, so an amendment shows up as a change. Sources are the states’ own publishers only — never a commercial database, whose annotations are copyrighted. STATUS: 45 of a target 50 jurisdictions captured, 34 with verbatim form text and a further 8 carrying a DRAFTED affidavit for you to redline. REVIEW EFFORT, so the work can be scoped. Of the 51 jurisdictions in scope, 42 now come to you as a DOCUMENT TO REVIEW rather than an open question, in two tiers. TIER 1 — 34 states reproduce that state’s own prescribed statutory form verbatim, machine-checked against the captured statute; the questions are currency and whether we took the right excerpt: AK, AL, AZ, CO, DE, FL, HI, IA, ID, IN, KS, KY, MA, ME, MI, MN, MO, MT, NC, ND, NE, NH, NM, NV, OK, PA, RI, SC, SD, TX, UT, VA, WI, WY. (New Hampshire and Rhode Island joined this tier on 7 Aug 2026: both had been recorded as prescribing no form, and both in fact do — RSA 551:2-a(I) prints a sworn acknowledgment introduced by “shall be followed by ... as follows”, which reads MANDATORY rather than “substantially the following form”, and § 33-7-26(3) prints an express safe-harbour affidavit. Please confirm both readings.) TIER 2 — 8 states prescribe NO form, and now carry an affidavit DRAFTED BY A NON-LAWYER from the governing statute: CA, CT, IL, NY, OR, VT, WA, WV. None of that text is authoritative and none of it is reproduced from a statute; it is offered as a starting point to redline. For each we record the elements the statute requires and test that the draft covers them, which proves coverage but NOT sufficiency. Three of these carry limits you should weigh first: Vermont’s § 108 requires the sworn acknowledgment of the TESTATOR as well as the witnesses; West Virginia’s § 41-5-15 affidavit is inadmissible in any contested case, so it fails exactly when it would matter; and California is the weakest fit of all — Prob. Code § 8220 is a rule of evidence at probate, not a self-proving mechanism, so the threshold question is whether California documents should carry an affidavit at all or only a strong attestation clause with form DE-131 handled at probate. THE REMAINING 9 are still open questions rather than documents: 3 jurisdictions where we found NO paper-will self-proving mechanism at all and have deliberately NOT drafted one, because doing so would invent a procedure the legislature did not create — DC § 18-908 and MD § 4-102 prescribe forms only for electronic or remotely witnessed wills, and Ohio has no affidavit provision anywhere in ORC ch. 2107; 4 states whose official code is published only behind a CAPTCHA, where we need you to supply the form text from a subscription database — AR, GA, MS, TN; New Jersey, pending its official publisher coming back online; and Louisiana, whose civil-law execution formalities are deliberately outside this pipeline and need their own treatment. Outstanding: AR, GA, MS, TN and NJ. AR, GA, MS and TN publish their official code only through a LexisNexis public-access site that serves a CAPTCHA to automated requests, so their form text cannot be captured by this method at all and must come from counsel or a hand-sourced reading; NJ's Folio publisher stopped responding on 7 Aug 2026 and is expected back. This section is therefore NOT yet complete and should not be treated as a final list.</w:t>
             </w:r>
           </w:p>
         </w:tc>

--- a/docs/LEGAL_REVIEW_CHECKLIST.docx
+++ b/docs/LEGAL_REVIEW_CHECKLIST.docx
@@ -33,6 +33,70 @@
           <w:szCs w:val="20"/>
         </w:rPr>
         <w:t xml:space="preserve">Legal Review Checklist — everything requiring counsel sign-off before launch</w:t>
+      </w:r>
+    </w:p>
+    <w:p>
+      <w:pPr>
+        <w:spacing w:after="80" w:line="260"/>
+      </w:pPr>
+      <w:r>
+        <w:rPr>
+          <w:rFonts w:ascii="Calibri" w:cs="Calibri" w:eastAsia="Calibri" w:hAnsi="Calibri"/>
+          <w:b/>
+          <w:bCs/>
+          <w:color w:val="192C46"/>
+          <w:sz w:val="21"/>
+          <w:szCs w:val="21"/>
+        </w:rPr>
+        <w:t xml:space="preserve">In plain English: what we have done, and what we are asking you to do</w:t>
+      </w:r>
+    </w:p>
+    <w:p>
+      <w:pPr>
+        <w:spacing w:after="120" w:line="260"/>
+      </w:pPr>
+      <w:r>
+        <w:rPr>
+          <w:rFonts w:ascii="Calibri" w:cs="Calibri" w:eastAsia="Calibri" w:hAnsi="Calibri"/>
+          <w:i w:val="false"/>
+          <w:iCs w:val="false"/>
+          <w:color w:val="1A2230"/>
+          <w:sz w:val="19"/>
+          <w:szCs w:val="19"/>
+        </w:rPr>
+        <w:t xml:space="preserve">We have built a website that lets an ordinary person create their own will or living trust without hiring a lawyer. The software is finished and we are testing it privately. It has never taken a payment, and the public cannot find it. Nothing is sold in any state until you approve that state.</w:t>
+      </w:r>
+    </w:p>
+    <w:p>
+      <w:pPr>
+        <w:spacing w:after="120" w:line="260"/>
+      </w:pPr>
+      <w:r>
+        <w:rPr>
+          <w:rFonts w:ascii="Calibri" w:cs="Calibri" w:eastAsia="Calibri" w:hAnsi="Calibri"/>
+          <w:i w:val="false"/>
+          <w:iCs w:val="false"/>
+          <w:color w:val="1A2230"/>
+          <w:sz w:val="19"/>
+          <w:szCs w:val="19"/>
+        </w:rPr>
+        <w:t xml:space="preserve">We have also done the legwork on the wording, so you are not starting from a blank page. The part of a will that matters most to a probate court is the self-proving affidavit — the sworn page that lets a will be accepted without tracking down the witnesses years later. For 34 states we have reproduced that state's own official form word for word, exactly as the state itself publishes it, and recorded the citation, the source web address and the date we read it; we can re-check at any time whether the state has since changed it. For 8 more states the law allows such an affidavit but never says what it should say, so we have written a first draft for you to correct — that wording is ours, not the law's, and it is not authoritative. For the remaining 9 jurisdictions we have deliberately written nothing, either because the official text is not obtainable to us or because the state may not offer this procedure at all. Each one is listed below with the reason.</w:t>
+      </w:r>
+    </w:p>
+    <w:p>
+      <w:pPr>
+        <w:spacing w:after="120" w:line="260"/>
+      </w:pPr>
+      <w:r>
+        <w:rPr>
+          <w:rFonts w:ascii="Calibri" w:cs="Calibri" w:eastAsia="Calibri" w:hAnsi="Calibri"/>
+          <w:i w:val="false"/>
+          <w:iCs w:val="false"/>
+          <w:color w:val="1A2230"/>
+          <w:sz w:val="19"/>
+          <w:szCs w:val="19"/>
+        </w:rPr>
+        <w:t xml:space="preserve">We are not lawyers. None of this is legal advice, and none of it has been legally reviewed — it is desk research by a product team, done so that you can review a draft instead of building one. What we are asking you for is exactly that review: please tell us what is wrong, what is missing, and which states we may switch on. Anywhere the product shows [ATTORNEY REVIEW REQUIRED], it is waiting on you. Until you sign off, every state stays marked “not approved” and nothing goes on sale.</w:t>
       </w:r>
     </w:p>
     <w:p>

--- a/docs/LEGAL_REVIEW_CHECKLIST.docx
+++ b/docs/LEGAL_REVIEW_CHECKLIST.docx
@@ -97,6 +97,47 @@
           <w:szCs w:val="19"/>
         </w:rPr>
         <w:t xml:space="preserve">We are not lawyers. None of this is legal advice, and none of it has been legally reviewed — it is desk research by a product team, done so that you can review a draft instead of building one. What we are asking you for is exactly that review: please tell us what is wrong, what is missing, and which states we may switch on. Anywhere the product shows [ATTORNEY REVIEW REQUIRED], it is waiting on you. Until you sign off, every state stays marked “not approved” and nothing goes on sale.</w:t>
+      </w:r>
+    </w:p>
+    <w:p>
+      <w:pPr>
+        <w:spacing w:after="200" w:line="260"/>
+      </w:pPr>
+      <w:r>
+        <w:rPr>
+          <w:rFonts w:ascii="Calibri" w:cs="Calibri" w:eastAsia="Calibri" w:hAnsi="Calibri"/>
+          <w:i w:val="false"/>
+          <w:iCs w:val="false"/>
+          <w:color w:val="1A2230"/>
+          <w:sz w:val="19"/>
+          <w:szCs w:val="19"/>
+        </w:rPr>
+        <w:t xml:space="preserve">Working state by state? Open the companion index: </w:t>
+      </w:r>
+      <w:hyperlink r:id="rHlIndex">
+        <w:r>
+          <w:rPr>
+            <w:rFonts w:ascii="Calibri" w:cs="Calibri" w:eastAsia="Calibri" w:hAnsi="Calibri"/>
+            <w:b/>
+            <w:bCs/>
+            <w:color w:val="1155CC"/>
+            <w:u w:val="single"/>
+            <w:sz w:val="19"/>
+            <w:szCs w:val="19"/>
+          </w:rPr>
+          <w:t xml:space="preserve">STATE_REVIEW_INDEX.md</w:t>
+        </w:r>
+      </w:hyperlink>
+      <w:r>
+        <w:rPr>
+          <w:rFonts w:ascii="Calibri" w:cs="Calibri" w:eastAsia="Calibri" w:hAnsi="Calibri"/>
+          <w:i w:val="false"/>
+          <w:iCs w:val="false"/>
+          <w:color w:val="1A2230"/>
+          <w:sz w:val="19"/>
+          <w:szCs w:val="19"/>
+        </w:rPr>
+        <w:t xml:space="preserve">. It lists all 51 jurisdictions with a live link straight to each state’s own official statute, the text we captured, the date we read it, and the wording we produced — so you can open a state and see everything about it in three clicks. Every file reference in this document is also a link into the code.</w:t>
       </w:r>
     </w:p>
     <w:p>

--- a/docs/LEGAL_REVIEW_CHECKLIST.docx
+++ b/docs/LEGAL_REVIEW_CHECKLIST.docx
@@ -2870,7 +2870,7 @@
                 <w:sz w:val="17"/>
                 <w:szCs w:val="17"/>
               </w:rPr>
-              <w:t xml:space="preserve">Seeded as not permitted anywhere, with wet signature as the launch position.</w:t>
+              <w:t xml:space="preserve">Seeded as PERMITTED in 16 jurisdictions — AK, AZ, CO, DC, FL, ID, IL, IN, MD, MO, NC, ND, NV, OK, UT, WA — and as not permitted in the remaining 35. Wet signature is the launch position in all 51 either way, so no electronic will is offered anywhere today. CORRECTION (31 Aug 2026): this item previously read “Seeded as not permitted anywhere”, which was wrong — permitted jurisdictions have been in the seed since 12 Jul 2026. Idaho is the 16th, corrected in the same change: it had been seeded “No e-will statute found” despite the Uniform Electronic Wills Act at Idaho Code §§15-2-1101 et seq. (2023 ch. 104).</w:t>
             </w:r>
           </w:p>
         </w:tc>
@@ -2926,7 +2926,7 @@
                 <w:sz w:val="17"/>
                 <w:szCs w:val="17"/>
               </w:rPr>
-              <w:t xml:space="preserve">Confirm, and flag any state where an e-will statute now applies.</w:t>
+              <w:t xml:space="preserve">Confirm the 16 permitted jurisdictions and the citations behind them; flag any of the other 35 where a statute now applies; and confirm that wet signature remains the right launch position in the states that do permit electronic wills.</w:t>
             </w:r>
           </w:p>
         </w:tc>
